--- a/install arduino1.docx
+++ b/install arduino1.docx
@@ -647,6 +647,27 @@
           <w:lang w:val="en-GB"/>
         </w:rPr>
       </w:pPr>
+      <w:proofErr w:type="spellStart"/>
+      <w:r>
+        <w:rPr>
+          <w:lang w:val="en-GB"/>
+        </w:rPr>
+        <w:t>Selectionner</w:t>
+      </w:r>
+      <w:proofErr w:type="spellEnd"/>
+      <w:r>
+        <w:rPr>
+          <w:lang w:val="en-GB"/>
+        </w:rPr>
+        <w:t xml:space="preserve"> version 2.0.17</w:t>
+      </w:r>
+    </w:p>
+    <w:p>
+      <w:pPr>
+        <w:rPr>
+          <w:lang w:val="en-GB"/>
+        </w:rPr>
+      </w:pPr>
       <w:r>
         <w:rPr>
           <w:lang w:val="en-GB"/>
@@ -704,6 +725,7 @@
     </w:p>
     <w:p>
       <w:r>
+        <w:lastRenderedPageBreak/>
         <w:t xml:space="preserve">Par la suite nous allons utiliser la librairie </w:t>
       </w:r>
       <w:hyperlink r:id="rId11" w:history="1">
@@ -722,7 +744,6 @@
     </w:p>
     <w:p>
       <w:r>
-        <w:lastRenderedPageBreak/>
         <w:t>1. Cliquez sur "</w:t>
       </w:r>
       <w:r>
@@ -794,7 +815,10 @@
           <w:b/>
           <w:bCs/>
         </w:rPr>
-        <w:t xml:space="preserve">Nick </w:t>
+        <w:t>Nick O'Leary</w:t>
+      </w:r>
+      <w:r>
+        <w:t>" et cliquez sur "</w:t>
       </w:r>
       <w:proofErr w:type="spellStart"/>
       <w:r>
@@ -802,36 +826,25 @@
           <w:b/>
           <w:bCs/>
         </w:rPr>
-        <w:t>O'Leary</w:t>
+        <w:t>install</w:t>
       </w:r>
       <w:proofErr w:type="spellEnd"/>
       <w:r>
-        <w:t>" et cliquez sur "</w:t>
-      </w:r>
-      <w:proofErr w:type="spellStart"/>
-      <w:r>
+        <w:t>"</w:t>
+      </w:r>
+    </w:p>
+    <w:p>
+      <w:pPr>
         <w:rPr>
           <w:b/>
           <w:bCs/>
         </w:rPr>
-        <w:t>install</w:t>
-      </w:r>
-      <w:proofErr w:type="spellEnd"/>
-      <w:r>
-        <w:t>"</w:t>
-      </w:r>
-    </w:p>
-    <w:p>
-      <w:pPr>
+      </w:pPr>
+      <w:r>
         <w:rPr>
           <w:b/>
           <w:bCs/>
-        </w:rPr>
-      </w:pPr>
-      <w:r>
-        <w:rPr>
-          <w:b/>
-          <w:bCs/>
+          <w:noProof/>
         </w:rPr>
         <w:drawing>
           <wp:inline distT="0" distB="0" distL="0" distR="0" wp14:anchorId="5A2986F8" wp14:editId="59400955">
@@ -893,6 +906,189 @@
     <w:p>
       <w:r>
         <w:t> </w:t>
+      </w:r>
+      <w:proofErr w:type="spellStart"/>
+      <w:r>
+        <w:t>Async</w:t>
+      </w:r>
+      <w:proofErr w:type="spellEnd"/>
+      <w:r>
+        <w:t xml:space="preserve"> </w:t>
+      </w:r>
+      <w:proofErr w:type="spellStart"/>
+      <w:r>
+        <w:t>tcp</w:t>
+      </w:r>
+      <w:proofErr w:type="spellEnd"/>
+      <w:r>
+        <w:t xml:space="preserve"> esp32a</w:t>
+      </w:r>
+    </w:p>
+    <w:p>
+      <w:r>
+        <w:drawing>
+          <wp:inline distT="0" distB="0" distL="0" distR="0" wp14:anchorId="54668C21" wp14:editId="44FECA5F">
+            <wp:extent cx="5760720" cy="965200"/>
+            <wp:effectExtent l="0" t="0" r="0" b="6350"/>
+            <wp:docPr id="666831620" name="Image 1"/>
+            <wp:cNvGraphicFramePr>
+              <a:graphicFrameLocks xmlns:a="http://schemas.openxmlformats.org/drawingml/2006/main" noChangeAspect="1"/>
+            </wp:cNvGraphicFramePr>
+            <a:graphic xmlns:a="http://schemas.openxmlformats.org/drawingml/2006/main">
+              <a:graphicData uri="http://schemas.openxmlformats.org/drawingml/2006/picture">
+                <pic:pic xmlns:pic="http://schemas.openxmlformats.org/drawingml/2006/picture">
+                  <pic:nvPicPr>
+                    <pic:cNvPr id="666831620" name=""/>
+                    <pic:cNvPicPr/>
+                  </pic:nvPicPr>
+                  <pic:blipFill>
+                    <a:blip r:embed="rId13"/>
+                    <a:stretch>
+                      <a:fillRect/>
+                    </a:stretch>
+                  </pic:blipFill>
+                  <pic:spPr>
+                    <a:xfrm>
+                      <a:off x="0" y="0"/>
+                      <a:ext cx="5760720" cy="965200"/>
+                    </a:xfrm>
+                    <a:prstGeom prst="rect">
+                      <a:avLst/>
+                    </a:prstGeom>
+                  </pic:spPr>
+                </pic:pic>
+              </a:graphicData>
+            </a:graphic>
+          </wp:inline>
+        </w:drawing>
+      </w:r>
+    </w:p>
+    <w:p>
+      <w:pPr>
+        <w:rPr>
+          <w:lang w:val="en-GB"/>
+        </w:rPr>
+      </w:pPr>
+      <w:r>
+        <w:rPr>
+          <w:lang w:val="en-GB"/>
+        </w:rPr>
+        <w:t xml:space="preserve">Elegant </w:t>
+      </w:r>
+      <w:proofErr w:type="spellStart"/>
+      <w:r>
+        <w:rPr>
+          <w:lang w:val="en-GB"/>
+        </w:rPr>
+        <w:t>ota</w:t>
+      </w:r>
+      <w:proofErr w:type="spellEnd"/>
+    </w:p>
+    <w:p>
+      <w:pPr>
+        <w:rPr>
+          <w:lang w:val="en-GB"/>
+        </w:rPr>
+      </w:pPr>
+      <w:r>
+        <w:rPr>
+          <w:lang w:val="en-GB"/>
+        </w:rPr>
+        <w:drawing>
+          <wp:inline distT="0" distB="0" distL="0" distR="0" wp14:anchorId="54CFDA76" wp14:editId="77AE3A76">
+            <wp:extent cx="5760720" cy="999490"/>
+            <wp:effectExtent l="0" t="0" r="0" b="0"/>
+            <wp:docPr id="1771172103" name="Image 1"/>
+            <wp:cNvGraphicFramePr>
+              <a:graphicFrameLocks xmlns:a="http://schemas.openxmlformats.org/drawingml/2006/main" noChangeAspect="1"/>
+            </wp:cNvGraphicFramePr>
+            <a:graphic xmlns:a="http://schemas.openxmlformats.org/drawingml/2006/main">
+              <a:graphicData uri="http://schemas.openxmlformats.org/drawingml/2006/picture">
+                <pic:pic xmlns:pic="http://schemas.openxmlformats.org/drawingml/2006/picture">
+                  <pic:nvPicPr>
+                    <pic:cNvPr id="1771172103" name=""/>
+                    <pic:cNvPicPr/>
+                  </pic:nvPicPr>
+                  <pic:blipFill>
+                    <a:blip r:embed="rId14"/>
+                    <a:stretch>
+                      <a:fillRect/>
+                    </a:stretch>
+                  </pic:blipFill>
+                  <pic:spPr>
+                    <a:xfrm>
+                      <a:off x="0" y="0"/>
+                      <a:ext cx="5760720" cy="999490"/>
+                    </a:xfrm>
+                    <a:prstGeom prst="rect">
+                      <a:avLst/>
+                    </a:prstGeom>
+                  </pic:spPr>
+                </pic:pic>
+              </a:graphicData>
+            </a:graphic>
+          </wp:inline>
+        </w:drawing>
+      </w:r>
+    </w:p>
+    <w:p>
+      <w:pPr>
+        <w:rPr>
+          <w:lang w:val="en-GB"/>
+        </w:rPr>
+      </w:pPr>
+      <w:r>
+        <w:rPr>
+          <w:lang w:val="en-GB"/>
+        </w:rPr>
+        <w:t>ESP Async Webserver</w:t>
+      </w:r>
+    </w:p>
+    <w:p>
+      <w:pPr>
+        <w:rPr>
+          <w:lang w:val="en-GB"/>
+        </w:rPr>
+      </w:pPr>
+      <w:r>
+        <w:rPr>
+          <w:lang w:val="en-GB"/>
+        </w:rPr>
+        <w:drawing>
+          <wp:inline distT="0" distB="0" distL="0" distR="0" wp14:anchorId="41CDC6C7" wp14:editId="1B5C6CC2">
+            <wp:extent cx="5760720" cy="1036955"/>
+            <wp:effectExtent l="0" t="0" r="0" b="0"/>
+            <wp:docPr id="1968801960" name="Image 1"/>
+            <wp:cNvGraphicFramePr>
+              <a:graphicFrameLocks xmlns:a="http://schemas.openxmlformats.org/drawingml/2006/main" noChangeAspect="1"/>
+            </wp:cNvGraphicFramePr>
+            <a:graphic xmlns:a="http://schemas.openxmlformats.org/drawingml/2006/main">
+              <a:graphicData uri="http://schemas.openxmlformats.org/drawingml/2006/picture">
+                <pic:pic xmlns:pic="http://schemas.openxmlformats.org/drawingml/2006/picture">
+                  <pic:nvPicPr>
+                    <pic:cNvPr id="1968801960" name=""/>
+                    <pic:cNvPicPr/>
+                  </pic:nvPicPr>
+                  <pic:blipFill>
+                    <a:blip r:embed="rId15"/>
+                    <a:stretch>
+                      <a:fillRect/>
+                    </a:stretch>
+                  </pic:blipFill>
+                  <pic:spPr>
+                    <a:xfrm>
+                      <a:off x="0" y="0"/>
+                      <a:ext cx="5760720" cy="1036955"/>
+                    </a:xfrm>
+                    <a:prstGeom prst="rect">
+                      <a:avLst/>
+                    </a:prstGeom>
+                  </pic:spPr>
+                </pic:pic>
+              </a:graphicData>
+            </a:graphic>
+          </wp:inline>
+        </w:drawing>
       </w:r>
     </w:p>
     <w:p>
@@ -1636,6 +1832,7 @@
   <w:style w:type="character" w:default="1" w:styleId="Policepardfaut">
     <w:name w:val="Default Paragraph Font"/>
     <w:uiPriority w:val="1"/>
+    <w:semiHidden/>
     <w:unhideWhenUsed/>
   </w:style>
   <w:style w:type="table" w:default="1" w:styleId="TableauNormal">
